--- a/pr-preview/pr-423/chapters/teaching-tracked-changes.docx
+++ b/pr-preview/pr-423/chapters/teaching-tracked-changes.docx
@@ -16,7 +16,7 @@
       </w:pPr>
       <w:del w:id="1" w:author="PR Preview" w:date="2026-01-01T00:00:00Z">
         <w:r>
-          <w:delText xml:space="preserve">Last modified: 2026-10-29 14:29:08 (PDT)</w:delText>
+          <w:delText xml:space="preserve">Last modified: 2026-10-29 14:35:32 (PDT)</w:delText>
         </w:r>
       </w:del>
     </w:p>
@@ -26,7 +26,7 @@
       </w:pPr>
       <w:ins w:id="2" w:author="PR Preview" w:date="2026-01-01T00:00:00Z">
         <w:r>
-          <w:t xml:space="preserve">Last modified: 2026-10-29 14:29:02 (PDT)</w:t>
+          <w:t xml:space="preserve">Last modified: 2026-10-29 14:36:23 (PDT)</w:t>
         </w:r>
       </w:ins>
     </w:p>
@@ -1047,115 +1047,75 @@
         <w:t xml:space="preserve">not in italic text.</w:t>
       </w:r>
     </w:p>
+    <w:p>
+      <w:pPr>
+        <w:numPr>
+          <w:ilvl w:val="0"/>
+          <w:numId w:val="1001"/>
+        </w:numPr>
+      </w:pPr>
+      <w:r>
+        <w:t xml:space="preserve">Give each exercise the background that its title implies, and say why the reader should care (Ezra, 2026-10-29).</w:t>
+      </w:r>
+      <w:r>
+        <w:t xml:space="preserve"> </w:t>
+      </w:r>
+      <w:r>
+        <w:t xml:space="preserve">Whatever the title tells the reader about the object, the body also says:</w:t>
+      </w:r>
+      <w:r>
+        <w:t xml:space="preserve"> </w:t>
+      </w:r>
+      <w:r>
+        <w:t xml:space="preserve">name the object, link its definition, and say where it arises and what it is used for.</w:t>
+      </w:r>
+      <w:r>
+        <w:t xml:space="preserve"> </w:t>
+      </w:r>
+      <w:r>
+        <w:t xml:space="preserve">For a title such as</w:t>
+      </w:r>
+      <w:r>
+        <w:t xml:space="preserve"> </w:t>
+      </w:r>
+      <w:r>
+        <w:t xml:space="preserve">“Maximizing a gamma-family kernel”</w:t>
+      </w:r>
+      <w:r>
+        <w:t xml:space="preserve">,</w:t>
+      </w:r>
+      <w:r>
+        <w:t xml:space="preserve"> </w:t>
+      </w:r>
+      <w:r>
+        <w:t xml:space="preserve">the body says what a gamma distribution and its kernel are,</w:t>
+      </w:r>
+      <w:r>
+        <w:t xml:space="preserve"> </w:t>
+      </w:r>
+      <w:r>
+        <w:t xml:space="preserve">and that maximizing the kernel finds the mode without computing the normalizing constant.</w:t>
+      </w:r>
+      <w:r>
+        <w:t xml:space="preserve"> </w:t>
+      </w:r>
+      <w:r>
+        <w:t xml:space="preserve">A body that only restates the formula leaves a reader who skipped the title with a formula and no reason to care.</w:t>
+      </w:r>
+      <w:r>
+        <w:t xml:space="preserve"> </w:t>
+      </w:r>
+      <w:r>
+        <w:t xml:space="preserve">The first exercise of a split series carries the background,</w:t>
+      </w:r>
+      <w:r>
+        <w:t xml:space="preserve"> </w:t>
+      </w:r>
+      <w:r>
+        <w:t xml:space="preserve">and each later exercise begins by citing it, as the splitting rule above says.</w:t>
+      </w:r>
+    </w:p>
     <w:bookmarkStart w:id="16" w:name="exm-exercise-before-definition"/>
-    <w:p>
-      <w:pPr>
-        <w:numPr>
-          <w:ilvl w:val="0"/>
-          <w:numId w:val="1001"/>
-        </w:numPr>
-      </w:pPr>
-      <w:del w:id="3" w:author="PR Preview" w:date="2026-01-01T00:00:00Z">
-        <w:r>
-          <w:delText xml:space="preserve">Give each exercise the background that its title implies, and say why the reader should care (Ezra, 2026-10-29).</w:delText>
-        </w:r>
-      </w:del>
-      <w:del w:id="4" w:author="PR Preview" w:date="2026-01-01T00:00:00Z">
-        <w:r>
-          <w:delText xml:space="preserve"> </w:delText>
-        </w:r>
-      </w:del>
-      <w:del w:id="5" w:author="PR Preview" w:date="2026-01-01T00:00:00Z">
-        <w:r>
-          <w:delText xml:space="preserve">Whatever the title tells the reader about the object, the body also says:</w:delText>
-        </w:r>
-      </w:del>
-      <w:del w:id="6" w:author="PR Preview" w:date="2026-01-01T00:00:00Z">
-        <w:r>
-          <w:delText xml:space="preserve"> </w:delText>
-        </w:r>
-      </w:del>
-      <w:del w:id="7" w:author="PR Preview" w:date="2026-01-01T00:00:00Z">
-        <w:r>
-          <w:delText xml:space="preserve">name the object, link its definition, and say where it arises and what it is used for.</w:delText>
-        </w:r>
-      </w:del>
-      <w:del w:id="8" w:author="PR Preview" w:date="2026-01-01T00:00:00Z">
-        <w:r>
-          <w:delText xml:space="preserve"> </w:delText>
-        </w:r>
-      </w:del>
-      <w:del w:id="9" w:author="PR Preview" w:date="2026-01-01T00:00:00Z">
-        <w:r>
-          <w:delText xml:space="preserve">For a title such as</w:delText>
-        </w:r>
-      </w:del>
-      <w:del w:id="10" w:author="PR Preview" w:date="2026-01-01T00:00:00Z">
-        <w:r>
-          <w:delText xml:space="preserve"> </w:delText>
-        </w:r>
-      </w:del>
-      <w:del w:id="11" w:author="PR Preview" w:date="2026-01-01T00:00:00Z">
-        <w:r>
-          <w:delText xml:space="preserve">“Maximizing a gamma-family kernel”</w:delText>
-        </w:r>
-      </w:del>
-      <w:del w:id="12" w:author="PR Preview" w:date="2026-01-01T00:00:00Z">
-        <w:r>
-          <w:delText xml:space="preserve">,</w:delText>
-        </w:r>
-      </w:del>
-      <w:del w:id="13" w:author="PR Preview" w:date="2026-01-01T00:00:00Z">
-        <w:r>
-          <w:delText xml:space="preserve"> </w:delText>
-        </w:r>
-      </w:del>
-      <w:del w:id="14" w:author="PR Preview" w:date="2026-01-01T00:00:00Z">
-        <w:r>
-          <w:delText xml:space="preserve">the body says what a gamma distribution and its kernel are,</w:delText>
-        </w:r>
-      </w:del>
-      <w:del w:id="15" w:author="PR Preview" w:date="2026-01-01T00:00:00Z">
-        <w:r>
-          <w:delText xml:space="preserve"> </w:delText>
-        </w:r>
-      </w:del>
-      <w:del w:id="16" w:author="PR Preview" w:date="2026-01-01T00:00:00Z">
-        <w:r>
-          <w:delText xml:space="preserve">and that maximizing the kernel finds the mode without computing the normalizing constant.</w:delText>
-        </w:r>
-      </w:del>
-      <w:del w:id="17" w:author="PR Preview" w:date="2026-01-01T00:00:00Z">
-        <w:r>
-          <w:delText xml:space="preserve"> </w:delText>
-        </w:r>
-      </w:del>
-      <w:del w:id="18" w:author="PR Preview" w:date="2026-01-01T00:00:00Z">
-        <w:r>
-          <w:delText xml:space="preserve">A body that only restates the formula leaves a reader who skipped the title with a formula and no reason to care.</w:delText>
-        </w:r>
-      </w:del>
-      <w:del w:id="19" w:author="PR Preview" w:date="2026-01-01T00:00:00Z">
-        <w:r>
-          <w:delText xml:space="preserve"> </w:delText>
-        </w:r>
-      </w:del>
-      <w:del w:id="20" w:author="PR Preview" w:date="2026-01-01T00:00:00Z">
-        <w:r>
-          <w:delText xml:space="preserve">The first exercise of a split series carries the background,</w:delText>
-        </w:r>
-      </w:del>
-      <w:del w:id="21" w:author="PR Preview" w:date="2026-01-01T00:00:00Z">
-        <w:r>
-          <w:delText xml:space="preserve"> </w:delText>
-        </w:r>
-      </w:del>
-      <w:del w:id="22" w:author="PR Preview" w:date="2026-01-01T00:00:00Z">
-        <w:r>
-          <w:delText xml:space="preserve">and each later exercise begins by citing it, as the splitting rule above says.</w:delText>
-        </w:r>
-      </w:del>
-    </w:p>
     <w:p>
       <w:pPr>
         <w:pStyle w:val="FirstParagraph"/>
@@ -1314,7 +1274,7 @@
     </w:p>
     <w:bookmarkEnd w:id="16"/>
     <w:bookmarkEnd w:id="17"/>
-    <w:bookmarkStart w:id="21" w:name="Xb68f5757ebba706c680e7c5ed557ac14973d7af"/>
+    <w:bookmarkStart w:id="24" w:name="Xb68f5757ebba706c680e7c5ed557ac14973d7af"/>
     <w:p>
       <w:pPr>
         <w:pStyle w:val="Heading2"/>
@@ -1557,6 +1517,259 @@
         </w:numPr>
       </w:pPr>
       <w:r>
+        <w:t xml:space="preserve">Extract a lemma wherever feasible.</w:t>
+      </w:r>
+      <w:r>
+        <w:t xml:space="preserve"> </w:t>
+      </w:r>
+      <w:r>
+        <w:t xml:space="preserve">When a proof, solution or example states a general fact that does not depend on its setting,</w:t>
+      </w:r>
+      <w:r>
+        <w:t xml:space="preserve"> </w:t>
+      </w:r>
+      <w:r>
+        <w:t xml:space="preserve">such as</w:t>
+      </w:r>
+      <w:r>
+        <w:t xml:space="preserve"> </w:t>
+      </w:r>
+      <m:oMath>
+        <m:r>
+          <m:rPr>
+            <m:scr m:val="double-struck"/>
+            <m:sty m:val="p"/>
+          </m:rPr>
+          <m:t>E</m:t>
+        </m:r>
+        <m:r>
+          <m:t>​</m:t>
+        </m:r>
+        <m:d>
+          <m:dPr>
+            <m:begChr m:val="["/>
+            <m:sepChr m:val=""/>
+            <m:endChr m:val="]"/>
+            <m:grow/>
+          </m:dPr>
+          <m:e>
+            <m:sSup>
+              <m:e>
+                <m:r>
+                  <m:t>Z</m:t>
+                </m:r>
+              </m:e>
+              <m:sup>
+                <m:r>
+                  <m:t>2</m:t>
+                </m:r>
+              </m:sup>
+            </m:sSup>
+          </m:e>
+        </m:d>
+        <m:r>
+          <m:t>​</m:t>
+        </m:r>
+        <m:r>
+          <m:rPr>
+            <m:sty m:val="p"/>
+          </m:rPr>
+          <m:t>=</m:t>
+        </m:r>
+        <m:r>
+          <m:rPr>
+            <m:sty m:val="p"/>
+          </m:rPr>
+          <m:t>Var</m:t>
+        </m:r>
+        <m:r>
+          <m:t>​</m:t>
+        </m:r>
+        <m:d>
+          <m:dPr>
+            <m:begChr m:val="("/>
+            <m:sepChr m:val=""/>
+            <m:endChr m:val=")"/>
+            <m:grow/>
+          </m:dPr>
+          <m:e>
+            <m:r>
+              <m:t>Z</m:t>
+            </m:r>
+          </m:e>
+        </m:d>
+        <m:r>
+          <m:t>​</m:t>
+        </m:r>
+        <m:r>
+          <m:rPr>
+            <m:sty m:val="p"/>
+          </m:rPr>
+          <m:t>+</m:t>
+        </m:r>
+        <m:sSup>
+          <m:e>
+            <m:r>
+              <m:t>​</m:t>
+            </m:r>
+            <m:d>
+              <m:dPr>
+                <m:begChr m:val="("/>
+                <m:sepChr m:val=""/>
+                <m:endChr m:val=")"/>
+                <m:grow/>
+              </m:dPr>
+              <m:e>
+                <m:r>
+                  <m:rPr>
+                    <m:scr m:val="double-struck"/>
+                    <m:sty m:val="p"/>
+                  </m:rPr>
+                  <m:t>E</m:t>
+                </m:r>
+                <m:r>
+                  <m:t>​</m:t>
+                </m:r>
+                <m:d>
+                  <m:dPr>
+                    <m:begChr m:val="["/>
+                    <m:sepChr m:val=""/>
+                    <m:endChr m:val="]"/>
+                    <m:grow/>
+                  </m:dPr>
+                  <m:e>
+                    <m:r>
+                      <m:t>Z</m:t>
+                    </m:r>
+                  </m:e>
+                </m:d>
+                <m:r>
+                  <m:t>​</m:t>
+                </m:r>
+              </m:e>
+            </m:d>
+            <m:r>
+              <m:t>​</m:t>
+            </m:r>
+          </m:e>
+          <m:sup>
+            <m:r>
+              <m:t>2</m:t>
+            </m:r>
+          </m:sup>
+        </m:sSup>
+      </m:oMath>
+      <w:r>
+        <w:t xml:space="preserve"> </w:t>
+      </w:r>
+      <w:r>
+        <w:t xml:space="preserve">for any random variable</w:t>
+      </w:r>
+      <w:r>
+        <w:t xml:space="preserve"> </w:t>
+      </w:r>
+      <m:oMath>
+        <m:r>
+          <m:t>Z</m:t>
+        </m:r>
+      </m:oMath>
+      <w:r>
+        <w:t xml:space="preserve">,</w:t>
+      </w:r>
+      <w:r>
+        <w:t xml:space="preserve"> </w:t>
+      </w:r>
+      <w:r>
+        <w:t xml:space="preserve">give the fact its own lemma div before its first use,</w:t>
+      </w:r>
+      <w:r>
+        <w:t xml:space="preserve"> </w:t>
+      </w:r>
+      <w:r>
+        <w:t xml:space="preserve">and link to it from each place that uses it.</w:t>
+      </w:r>
+      <w:r>
+        <w:t xml:space="preserve"> </w:t>
+      </w:r>
+      <w:r>
+        <w:t xml:space="preserve">Put the lemma on the prerequisite site that owns the topic</w:t>
+      </w:r>
+      <w:r>
+        <w:t xml:space="preserve"> </w:t>
+      </w:r>
+      <w:r>
+        <w:t xml:space="preserve">(</w:t>
+      </w:r>
+      <w:hyperlink r:id="rId20">
+        <w:r>
+          <w:rPr>
+            <w:rStyle w:val="Hyperlink"/>
+          </w:rPr>
+          <w:t xml:space="preserve">mds</w:t>
+        </w:r>
+      </w:hyperlink>
+      <w:r>
+        <w:t xml:space="preserve">,</w:t>
+      </w:r>
+      <w:r>
+        <w:t xml:space="preserve"> </w:t>
+      </w:r>
+      <w:hyperlink r:id="rId21">
+        <w:r>
+          <w:rPr>
+            <w:rStyle w:val="Hyperlink"/>
+          </w:rPr>
+          <w:t xml:space="preserve">pds</w:t>
+        </w:r>
+      </w:hyperlink>
+      <w:r>
+        <w:t xml:space="preserve"> </w:t>
+      </w:r>
+      <w:r>
+        <w:t xml:space="preserve">or</w:t>
+      </w:r>
+      <w:r>
+        <w:t xml:space="preserve"> </w:t>
+      </w:r>
+      <w:hyperlink r:id="rId22">
+        <w:r>
+          <w:rPr>
+            <w:rStyle w:val="Hyperlink"/>
+          </w:rPr>
+          <w:t xml:space="preserve">sds</w:t>
+        </w:r>
+      </w:hyperlink>
+      <w:r>
+        <w:t xml:space="preserve">),</w:t>
+      </w:r>
+      <w:r>
+        <w:t xml:space="preserve"> </w:t>
+      </w:r>
+      <w:r>
+        <w:t xml:space="preserve">not in the course page that needs it.</w:t>
+      </w:r>
+      <w:r>
+        <w:t xml:space="preserve"> </w:t>
+      </w:r>
+      <w:r>
+        <w:t xml:space="preserve">Extract a lemma from a passage when you edit that passage anyway,</w:t>
+      </w:r>
+      <w:r>
+        <w:t xml:space="preserve"> </w:t>
+      </w:r>
+      <w:r>
+        <w:t xml:space="preserve">and do not sweep existing content.</w:t>
+      </w:r>
+    </w:p>
+    <w:p>
+      <w:pPr>
+        <w:pStyle w:val="Compact"/>
+        <w:numPr>
+          <w:ilvl w:val="0"/>
+          <w:numId w:val="1003"/>
+        </w:numPr>
+      </w:pPr>
+      <w:r>
         <w:t xml:space="preserve">A link replaces a repeated explanation.</w:t>
       </w:r>
       <w:r>
@@ -1574,7 +1787,7 @@
         <w:t xml:space="preserve">When a unit still looks long, ask what could be named and moved out.</w:t>
       </w:r>
     </w:p>
-    <w:bookmarkStart w:id="20" w:name="exm-atomic-units"/>
+    <w:bookmarkStart w:id="23" w:name="exm-atomic-units"/>
     <w:p>
       <w:pPr>
         <w:pStyle w:val="BodyText"/>
@@ -1623,9 +1836,9 @@
         <w:t xml:space="preserve">and each piece fits on a slide.</w:t>
       </w:r>
     </w:p>
-    <w:bookmarkEnd w:id="20"/>
-    <w:bookmarkEnd w:id="21"/>
-    <w:bookmarkStart w:id="23" w:name="say-what-a-yes-or-no-answer-means"/>
+    <w:bookmarkEnd w:id="23"/>
+    <w:bookmarkEnd w:id="24"/>
+    <w:bookmarkStart w:id="26" w:name="say-what-a-yes-or-no-answer-means"/>
     <w:p>
       <w:pPr>
         <w:pStyle w:val="Heading2"/>
@@ -1726,7 +1939,7 @@
         <w:t xml:space="preserve">The rule covers solutions, worked examples and any other answer to a question.</w:t>
       </w:r>
     </w:p>
-    <w:bookmarkStart w:id="22" w:name="exm-yes-no-conclusion"/>
+    <w:bookmarkStart w:id="25" w:name="exm-yes-no-conclusion"/>
     <w:p>
       <w:pPr>
         <w:pStyle w:val="BodyText"/>
@@ -1809,9 +2022,9 @@
         <w:t xml:space="preserve">so the reasons that follow support a claim the reader has already seen.</w:t>
       </w:r>
     </w:p>
-    <w:bookmarkEnd w:id="22"/>
-    <w:bookmarkEnd w:id="23"/>
-    <w:bookmarkStart w:id="24" w:name="Xcb2ea076bd2bdcde187ea355befd37150b69b89"/>
+    <w:bookmarkEnd w:id="25"/>
+    <w:bookmarkEnd w:id="26"/>
+    <w:bookmarkStart w:id="27" w:name="Xcb2ea076bd2bdcde187ea355befd37150b69b89"/>
     <w:p>
       <w:pPr>
         <w:pStyle w:val="Heading2"/>
@@ -1864,8 +2077,8 @@
         <w:t xml:space="preserve">No automated check enforces this rule, because a script cannot tell how many questions a prompt asks.</w:t>
       </w:r>
     </w:p>
-    <w:bookmarkEnd w:id="24"/>
-    <w:bookmarkStart w:id="27" w:name="give-each-defined-term-its-own-div"/>
+    <w:bookmarkEnd w:id="27"/>
+    <w:bookmarkStart w:id="30" w:name="give-each-defined-term-its-own-div"/>
     <w:p>
       <w:pPr>
         <w:pStyle w:val="Heading2"/>
@@ -1878,7 +2091,7 @@
       <w:pPr>
         <w:pStyle w:val="FirstParagraph"/>
       </w:pPr>
-      <w:hyperlink r:id="rId25">
+      <w:hyperlink r:id="rId28">
         <w:r>
           <w:rPr>
             <w:rStyle w:val="Hyperlink"/>
@@ -2129,7 +2342,7 @@
       <w:r>
         <w:t xml:space="preserve"> </w:t>
       </w:r>
-      <w:hyperlink r:id="rId26">
+      <w:hyperlink r:id="rId29">
         <w:r>
           <w:rPr>
             <w:rStyle w:val="Hyperlink"/>
@@ -2296,8 +2509,8 @@
         <w:t xml:space="preserve">and also the points where the derivative does not exist.</w:t>
       </w:r>
     </w:p>
-    <w:bookmarkEnd w:id="27"/>
-    <w:bookmarkStart w:id="28" w:name="state-the-notation-and-its-alternatives"/>
+    <w:bookmarkEnd w:id="30"/>
+    <w:bookmarkStart w:id="31" w:name="state-the-notation-and-its-alternatives"/>
     <w:p>
       <w:pPr>
         <w:pStyle w:val="Heading2"/>
@@ -2395,8 +2608,8 @@
         <w:t xml:space="preserve">to make the choice explicit.</w:t>
       </w:r>
     </w:p>
-    <w:bookmarkEnd w:id="28"/>
-    <w:bookmarkStart w:id="30" w:name="Xac7e4ead54b12ccf6544491699a177b7d16fa22"/>
+    <w:bookmarkEnd w:id="31"/>
+    <w:bookmarkStart w:id="33" w:name="Xac7e4ead54b12ccf6544491699a177b7d16fa22"/>
     <w:p>
       <w:pPr>
         <w:pStyle w:val="Heading2"/>
@@ -2427,7 +2640,7 @@
       <w:r>
         <w:t xml:space="preserve"> </w:t>
       </w:r>
-      <w:hyperlink r:id="rId29">
+      <w:hyperlink r:id="rId32">
         <w:r>
           <w:rPr>
             <w:rStyle w:val="Hyperlink"/>
@@ -2673,8 +2886,8 @@
         <w:t xml:space="preserve">The conventional form still appears in the notes, as a named result.</w:t>
       </w:r>
     </w:p>
-    <w:bookmarkEnd w:id="30"/>
-    <w:bookmarkStart w:id="31" w:name="reuse-one-written-version-of-each-result"/>
+    <w:bookmarkEnd w:id="33"/>
+    <w:bookmarkStart w:id="34" w:name="reuse-one-written-version-of-each-result"/>
     <w:p>
       <w:pPr>
         <w:pStyle w:val="Heading2"/>
@@ -2715,8 +2928,8 @@
         <w:t xml:space="preserve">instead of keeping a second wording that can drift.</w:t>
       </w:r>
     </w:p>
-    <w:bookmarkEnd w:id="31"/>
-    <w:bookmarkStart w:id="33" w:name="use-real-data-and-compute-every-number"/>
+    <w:bookmarkEnd w:id="34"/>
+    <w:bookmarkStart w:id="36" w:name="use-real-data-and-compute-every-number"/>
     <w:p>
       <w:pPr>
         <w:pStyle w:val="Heading2"/>
@@ -2845,7 +3058,7 @@
         <w:t xml:space="preserve">A number typed into prose goes stale when the data or the code changes.</w:t>
       </w:r>
     </w:p>
-    <w:bookmarkStart w:id="32" w:name="exm-show-data-first"/>
+    <w:bookmarkStart w:id="35" w:name="exm-show-data-first"/>
     <w:p>
       <w:pPr>
         <w:pStyle w:val="FirstParagraph"/>
@@ -2918,9 +3131,9 @@
         <w:t xml:space="preserve">The ✅ version lets every later slide refer to something the reader has already seen.</w:t>
       </w:r>
     </w:p>
-    <w:bookmarkEnd w:id="32"/>
-    <w:bookmarkEnd w:id="33"/>
-    <w:bookmarkStart w:id="34" w:name="Xa214254a94aa6db868b5b9577007bf4e27699b1"/>
+    <w:bookmarkEnd w:id="35"/>
+    <w:bookmarkEnd w:id="36"/>
+    <w:bookmarkStart w:id="37" w:name="Xa214254a94aa6db868b5b9577007bf4e27699b1"/>
     <w:p>
       <w:pPr>
         <w:pStyle w:val="Heading2"/>
@@ -3059,8 +3272,8 @@
         <w:t xml:space="preserve">A short list that no other page reads can stay as prose.</w:t>
       </w:r>
     </w:p>
-    <w:bookmarkEnd w:id="34"/>
-    <w:bookmarkStart w:id="39" w:name="show-each-idea-applied-and-in-a-figure"/>
+    <w:bookmarkEnd w:id="37"/>
+    <w:bookmarkStart w:id="42" w:name="show-each-idea-applied-and-in-a-figure"/>
     <w:p>
       <w:pPr>
         <w:pStyle w:val="Heading2"/>
@@ -3203,7 +3416,7 @@
       <w:r>
         <w:t xml:space="preserve"> </w:t>
       </w:r>
-      <w:hyperlink r:id="rId35">
+      <w:hyperlink r:id="rId38">
         <w:r>
           <w:rPr>
             <w:rStyle w:val="Hyperlink"/>
@@ -3384,7 +3597,7 @@
       <w:r>
         <w:t xml:space="preserve">(</w:t>
       </w:r>
-      <w:hyperlink r:id="rId36">
+      <w:hyperlink r:id="rId39">
         <w:r>
           <w:rPr>
             <w:rStyle w:val="Hyperlink"/>
@@ -3641,7 +3854,7 @@
       <w:r>
         <w:t xml:space="preserve">(</w:t>
       </w:r>
-      <w:hyperlink r:id="rId37">
+      <w:hyperlink r:id="rId40">
         <w:r>
           <w:rPr>
             <w:rStyle w:val="Hyperlink"/>
@@ -3739,7 +3952,7 @@
       <w:r>
         <w:t xml:space="preserve"> </w:t>
       </w:r>
-      <w:hyperlink r:id="rId38">
+      <w:hyperlink r:id="rId41">
         <w:r>
           <w:rPr>
             <w:rStyle w:val="Hyperlink"/>
@@ -3766,8 +3979,8 @@
         <w:t xml:space="preserve">Make each figure follow the accessibility rules below.</w:t>
       </w:r>
     </w:p>
-    <w:bookmarkEnd w:id="39"/>
-    <w:bookmarkStart w:id="41" w:name="X7f95f8ec3b796fc99108c37bb45d62741b824c4"/>
+    <w:bookmarkEnd w:id="42"/>
+    <w:bookmarkStart w:id="44" w:name="X7f95f8ec3b796fc99108c37bb45d62741b824c4"/>
     <w:p>
       <w:pPr>
         <w:pStyle w:val="Heading2"/>
@@ -3960,7 +4173,7 @@
       <w:r>
         <w:t xml:space="preserve"> </w:t>
       </w:r>
-      <w:hyperlink r:id="rId25">
+      <w:hyperlink r:id="rId28">
         <w:r>
           <w:rPr>
             <w:rStyle w:val="Hyperlink"/>
@@ -4005,7 +4218,7 @@
         <w:t xml:space="preserve">Give the practice exercise its own slug and follow the numbering and slide-break rules above.</w:t>
       </w:r>
     </w:p>
-    <w:bookmarkStart w:id="40" w:name="exm-practice-after-example"/>
+    <w:bookmarkStart w:id="43" w:name="exm-practice-after-example"/>
     <w:p>
       <w:pPr>
         <w:pStyle w:val="FirstParagraph"/>
@@ -4161,9 +4374,9 @@
         <w:t xml:space="preserve">).</w:t>
       </w:r>
     </w:p>
-    <w:bookmarkEnd w:id="40"/>
-    <w:bookmarkEnd w:id="41"/>
-    <w:bookmarkStart w:id="45" w:name="Xf27331f4c36c8d578e5fa29a37312484cc3343a"/>
+    <w:bookmarkEnd w:id="43"/>
+    <w:bookmarkEnd w:id="44"/>
+    <w:bookmarkStart w:id="48" w:name="Xf27331f4c36c8d578e5fa29a37312484cc3343a"/>
     <w:p>
       <w:pPr>
         <w:pStyle w:val="Heading2"/>
@@ -4281,7 +4494,7 @@
       <w:r>
         <w:t xml:space="preserve"> </w:t>
       </w:r>
-      <w:hyperlink r:id="rId42">
+      <w:hyperlink r:id="rId45">
         <w:r>
           <w:rPr>
             <w:rStyle w:val="Hyperlink"/>
@@ -4307,7 +4520,7 @@
       <w:r>
         <w:t xml:space="preserve"> </w:t>
       </w:r>
-      <w:hyperlink r:id="rId43">
+      <w:hyperlink r:id="rId46">
         <w:r>
           <w:rPr>
             <w:rStyle w:val="Hyperlink"/>
@@ -4375,7 +4588,7 @@
       <w:r>
         <w:t xml:space="preserve"> </w:t>
       </w:r>
-      <w:hyperlink r:id="rId44">
+      <w:hyperlink r:id="rId47">
         <w:r>
           <w:rPr>
             <w:rStyle w:val="Hyperlink"/>
@@ -4546,8 +4759,8 @@
         <w:t xml:space="preserve">so setup steps must work on a shared or hosted machine.</w:t>
       </w:r>
     </w:p>
-    <w:bookmarkEnd w:id="45"/>
-    <w:bookmarkStart w:id="46" w:name="Xf53ecb3398b87b82ffd1a126dd02e87a65bb694"/>
+    <w:bookmarkEnd w:id="48"/>
+    <w:bookmarkStart w:id="49" w:name="Xf53ecb3398b87b82ffd1a126dd02e87a65bb694"/>
     <w:p>
       <w:pPr>
         <w:pStyle w:val="Heading2"/>
@@ -4815,8 +5028,8 @@
         <w:t xml:space="preserve">End each such call with a semicolon, or assign its value.</w:t>
       </w:r>
     </w:p>
-    <w:bookmarkEnd w:id="46"/>
-    <w:bookmarkStart w:id="55" w:name="present-r-results-with-modern-packages"/>
+    <w:bookmarkEnd w:id="49"/>
+    <w:bookmarkStart w:id="58" w:name="present-r-results-with-modern-packages"/>
     <w:p>
       <w:pPr>
         <w:pStyle w:val="Heading2"/>
@@ -4901,7 +5114,7 @@
       <w:r>
         <w:t xml:space="preserve"> </w:t>
       </w:r>
-      <w:hyperlink r:id="rId47">
+      <w:hyperlink r:id="rId50">
         <w:r>
           <w:rPr>
             <w:rStyle w:val="Hyperlink"/>
@@ -4933,7 +5146,7 @@
       <w:r>
         <w:t xml:space="preserve"> </w:t>
       </w:r>
-      <w:hyperlink r:id="rId48">
+      <w:hyperlink r:id="rId51">
         <w:r>
           <w:rPr>
             <w:rStyle w:val="Hyperlink"/>
@@ -5007,7 +5220,7 @@
       <w:r>
         <w:t xml:space="preserve"> </w:t>
       </w:r>
-      <w:hyperlink r:id="rId49">
+      <w:hyperlink r:id="rId52">
         <w:r>
           <w:rPr>
             <w:rStyle w:val="Hyperlink"/>
@@ -5078,7 +5291,7 @@
       <w:r>
         <w:t xml:space="preserve"> </w:t>
       </w:r>
-      <w:hyperlink r:id="rId50">
+      <w:hyperlink r:id="rId53">
         <w:r>
           <w:rPr>
             <w:rStyle w:val="Hyperlink"/>
@@ -5095,7 +5308,7 @@
       <w:r>
         <w:t xml:space="preserve"> </w:t>
       </w:r>
-      <w:hyperlink r:id="rId51">
+      <w:hyperlink r:id="rId54">
         <w:r>
           <w:rPr>
             <w:rStyle w:val="Hyperlink"/>
@@ -5118,7 +5331,7 @@
       <w:r>
         <w:t xml:space="preserve"> </w:t>
       </w:r>
-      <w:hyperlink r:id="rId52">
+      <w:hyperlink r:id="rId55">
         <w:r>
           <w:rPr>
             <w:rStyle w:val="Hyperlink"/>
@@ -5174,7 +5387,7 @@
       <w:r>
         <w:t xml:space="preserve"> </w:t>
       </w:r>
-      <w:hyperlink r:id="rId53">
+      <w:hyperlink r:id="rId56">
         <w:r>
           <w:rPr>
             <w:rStyle w:val="Hyperlink"/>
@@ -5212,7 +5425,7 @@
       <w:r>
         <w:t xml:space="preserve"> </w:t>
       </w:r>
-      <w:hyperlink r:id="rId54">
+      <w:hyperlink r:id="rId57">
         <w:r>
           <w:rPr>
             <w:rStyle w:val="Hyperlink"/>
@@ -5227,8 +5440,8 @@
         <w:t xml:space="preserve">notes show the style.</w:t>
       </w:r>
     </w:p>
-    <w:bookmarkEnd w:id="55"/>
-    <w:bookmarkStart w:id="59" w:name="manipulate-data-with-dplyr-not-base-r"/>
+    <w:bookmarkEnd w:id="58"/>
+    <w:bookmarkStart w:id="62" w:name="manipulate-data-with-dplyr-not-base-r"/>
     <w:p>
       <w:pPr>
         <w:pStyle w:val="Heading2"/>
@@ -5265,7 +5478,7 @@
       <w:r>
         <w:t xml:space="preserve"> </w:t>
       </w:r>
-      <w:hyperlink r:id="rId56">
+      <w:hyperlink r:id="rId59">
         <w:r>
           <w:rPr>
             <w:rStyle w:val="Hyperlink"/>
@@ -5423,7 +5636,7 @@
       <w:r>
         <w:t xml:space="preserve"> </w:t>
       </w:r>
-      <w:hyperlink r:id="rId57">
+      <w:hyperlink r:id="rId60">
         <w:r>
           <w:rPr>
             <w:rStyle w:val="Hyperlink"/>
@@ -5515,7 +5728,7 @@
       <w:r>
         <w:t xml:space="preserve"> </w:t>
       </w:r>
-      <w:hyperlink r:id="rId58">
+      <w:hyperlink r:id="rId61">
         <w:r>
           <w:rPr>
             <w:rStyle w:val="Hyperlink"/>
@@ -5707,8 +5920,8 @@
         <w:t xml:space="preserve">The rule is about selecting, filtering and building data frames.</w:t>
       </w:r>
     </w:p>
-    <w:bookmarkEnd w:id="59"/>
-    <w:bookmarkStart w:id="61" w:name="X2bc6121e3a2f39a37d8a6591d77df16bd22bd0b"/>
+    <w:bookmarkEnd w:id="62"/>
+    <w:bookmarkStart w:id="64" w:name="X2bc6121e3a2f39a37d8a6591d77df16bd22bd0b"/>
     <w:p>
       <w:pPr>
         <w:pStyle w:val="Heading2"/>
@@ -5801,7 +6014,7 @@
       <w:r>
         <w:t xml:space="preserve"> </w:t>
       </w:r>
-      <w:hyperlink r:id="rId60">
+      <w:hyperlink r:id="rId63">
         <w:r>
           <w:rPr>
             <w:rStyle w:val="Hyperlink"/>
@@ -5978,8 +6191,8 @@
         <w:t xml:space="preserve">directory it creates.</w:t>
       </w:r>
     </w:p>
-    <w:bookmarkEnd w:id="61"/>
-    <w:bookmarkStart w:id="62" w:name="X7c0de8eaf50a5b2644eabf66f1f9b734b8a4a71"/>
+    <w:bookmarkEnd w:id="64"/>
+    <w:bookmarkStart w:id="65" w:name="X7c0de8eaf50a5b2644eabf66f1f9b734b8a4a71"/>
     <w:p>
       <w:pPr>
         <w:pStyle w:val="Heading2"/>
@@ -6154,8 +6367,8 @@
         <w:t xml:space="preserve">such as a transformation, a modeling choice, a tuning value or a random seed.</w:t>
       </w:r>
     </w:p>
-    <w:bookmarkEnd w:id="62"/>
-    <w:bookmarkStart w:id="63" w:name="X94063c6448bea82c8f1e8d367c642bbe2eda89b"/>
+    <w:bookmarkEnd w:id="65"/>
+    <w:bookmarkStart w:id="66" w:name="X94063c6448bea82c8f1e8d367c642bbe2eda89b"/>
     <w:p>
       <w:pPr>
         <w:pStyle w:val="Heading2"/>
@@ -6395,8 +6608,8 @@
         <w:t xml:space="preserve">.</w:t>
       </w:r>
     </w:p>
-    <w:bookmarkEnd w:id="63"/>
-    <w:bookmarkStart w:id="64" w:name="Xffa5a3357c8672d830c88e1e58a0ef107550647"/>
+    <w:bookmarkEnd w:id="66"/>
+    <w:bookmarkStart w:id="67" w:name="Xffa5a3357c8672d830c88e1e58a0ef107550647"/>
     <w:p>
       <w:pPr>
         <w:pStyle w:val="Heading2"/>
@@ -6521,8 +6734,8 @@
         <w:t xml:space="preserve">A chapter introduces those where it defines them.</w:t>
       </w:r>
     </w:p>
-    <w:bookmarkEnd w:id="64"/>
-    <w:bookmarkStart w:id="65" w:name="make-figures-accessible"/>
+    <w:bookmarkEnd w:id="67"/>
+    <w:bookmarkStart w:id="68" w:name="make-figures-accessible"/>
     <w:p>
       <w:pPr>
         <w:pStyle w:val="Heading2"/>
@@ -6657,8 +6870,8 @@
         <w:t xml:space="preserve">(observed when rendering lecture notes to PDF).</w:t>
       </w:r>
     </w:p>
-    <w:bookmarkEnd w:id="65"/>
-    <w:bookmarkStart w:id="67" w:name="structure-slides-for-the-reader"/>
+    <w:bookmarkEnd w:id="68"/>
+    <w:bookmarkStart w:id="70" w:name="structure-slides-for-the-reader"/>
     <w:p>
       <w:pPr>
         <w:pStyle w:val="Heading2"/>
@@ -6717,7 +6930,7 @@
       <w:r>
         <w:t xml:space="preserve"> </w:t>
       </w:r>
-      <w:hyperlink r:id="rId66">
+      <w:hyperlink r:id="rId69">
         <w:r>
           <w:rPr>
             <w:rStyle w:val="Hyperlink"/>
@@ -6957,8 +7170,8 @@
         <w:t xml:space="preserve">Put a slide break after the heading and move the text onto content slides.</w:t>
       </w:r>
     </w:p>
-    <w:bookmarkEnd w:id="67"/>
-    <w:bookmarkStart w:id="69" w:name="X5f21f12cbfc4e3df5e838110af4e52db506fec1"/>
+    <w:bookmarkEnd w:id="70"/>
+    <w:bookmarkStart w:id="72" w:name="X5f21f12cbfc4e3df5e838110af4e52db506fec1"/>
     <w:p>
       <w:pPr>
         <w:pStyle w:val="Heading2"/>
@@ -7101,7 +7314,7 @@
         <w:t xml:space="preserve">The same rule applies to every other reference table, such as a table of notation.</w:t>
       </w:r>
     </w:p>
-    <w:bookmarkStart w:id="68" w:name="exm-note-sheet-rows"/>
+    <w:bookmarkStart w:id="71" w:name="exm-note-sheet-rows"/>
     <w:p>
       <w:pPr>
         <w:pStyle w:val="BodyText"/>
@@ -7192,9 +7405,9 @@
         <w:t xml:space="preserve">The ✅ rows let the reader find one formula by one label.</w:t>
       </w:r>
     </w:p>
-    <w:bookmarkEnd w:id="68"/>
-    <w:bookmarkEnd w:id="69"/>
-    <w:bookmarkStart w:id="70" w:name="talk-about-the-ideas-not-the-notes"/>
+    <w:bookmarkEnd w:id="71"/>
+    <w:bookmarkEnd w:id="72"/>
+    <w:bookmarkStart w:id="73" w:name="talk-about-the-ideas-not-the-notes"/>
     <w:p>
       <w:pPr>
         <w:pStyle w:val="Heading2"/>
@@ -7383,8 +7596,8 @@
         <w:t xml:space="preserve">and it goes stale when the definition moves.</w:t>
       </w:r>
     </w:p>
-    <w:bookmarkEnd w:id="70"/>
-    <w:bookmarkStart w:id="72" w:name="write-grading-rubrics-as-checklists"/>
+    <w:bookmarkEnd w:id="73"/>
+    <w:bookmarkStart w:id="75" w:name="write-grading-rubrics-as-checklists"/>
     <w:p>
       <w:pPr>
         <w:pStyle w:val="Heading2"/>
@@ -7560,7 +7773,7 @@
         <w:t xml:space="preserve">such as a single holistic judgment of a proof’s rigor.</w:t>
       </w:r>
     </w:p>
-    <w:bookmarkStart w:id="71" w:name="exm-rubric-checklist"/>
+    <w:bookmarkStart w:id="74" w:name="exm-rubric-checklist"/>
     <w:p>
       <w:pPr>
         <w:pStyle w:val="FirstParagraph"/>
@@ -7813,9 +8026,9 @@
         <w:t xml:space="preserve">and lets a script check that the points sum to the total.</w:t>
       </w:r>
     </w:p>
-    <w:bookmarkEnd w:id="71"/>
-    <w:bookmarkEnd w:id="72"/>
-    <w:bookmarkStart w:id="76" w:name="Xcb579568ef754486ebde8b41ba4528bdf380eec"/>
+    <w:bookmarkEnd w:id="74"/>
+    <w:bookmarkEnd w:id="75"/>
+    <w:bookmarkStart w:id="79" w:name="Xcb579568ef754486ebde8b41ba4528bdf380eec"/>
     <w:p>
       <w:pPr>
         <w:pStyle w:val="Heading2"/>
@@ -7874,7 +8087,7 @@
       <w:r>
         <w:t xml:space="preserve"> </w:t>
       </w:r>
-      <w:hyperlink r:id="rId73">
+      <w:hyperlink r:id="rId76">
         <w:r>
           <w:rPr>
             <w:rStyle w:val="Hyperlink"/>
@@ -7930,7 +8143,7 @@
       <w:r>
         <w:t xml:space="preserve"> </w:t>
       </w:r>
-      <w:hyperlink r:id="rId74">
+      <w:hyperlink r:id="rId77">
         <w:r>
           <w:rPr>
             <w:rStyle w:val="Hyperlink"/>
@@ -7959,7 +8172,7 @@
       <w:r>
         <w:t xml:space="preserve"> </w:t>
       </w:r>
-      <w:hyperlink r:id="rId75">
+      <w:hyperlink r:id="rId78">
         <w:r>
           <w:rPr>
             <w:rStyle w:val="Hyperlink"/>
@@ -7992,13 +8205,13 @@
         <w:t xml:space="preserve">because a bare citation key renders as the author list.</w:t>
       </w:r>
     </w:p>
-    <w:bookmarkEnd w:id="76"/>
-    <w:bookmarkStart w:id="79" w:name="finish-each-unit-completely"/>
+    <w:bookmarkEnd w:id="79"/>
+    <w:bookmarkStart w:id="82" w:name="finish-each-unit-completely"/>
     <w:p>
       <w:pPr>
         <w:pStyle w:val="Heading2"/>
       </w:pPr>
-      <w:del w:id="23" w:author="PR Preview" w:date="2026-01-01T00:00:00Z">
+      <w:del w:id="3" w:author="PR Preview" w:date="2026-01-01T00:00:00Z">
         <w:r>
           <w:delText xml:space="preserve">27 Rules that apply to all writing</w:delText>
         </w:r>
@@ -8008,7 +8221,7 @@
       <w:pPr>
         <w:pStyle w:val="Heading2"/>
       </w:pPr>
-      <w:ins w:id="24" w:author="PR Preview" w:date="2026-01-01T00:00:00Z">
+      <w:ins w:id="4" w:author="PR Preview" w:date="2026-01-01T00:00:00Z">
         <w:r>
           <w:t xml:space="preserve">27 Finish each unit completely</w:t>
         </w:r>
@@ -8018,18 +8231,18 @@
       <w:pPr>
         <w:pStyle w:val="FirstParagraph"/>
       </w:pPr>
-      <w:ins w:id="25" w:author="PR Preview" w:date="2026-01-01T00:00:00Z">
+      <w:ins w:id="5" w:author="PR Preview" w:date="2026-01-01T00:00:00Z">
         <w:r>
           <w:t xml:space="preserve">Complete each sentence, step,</w:t>
         </w:r>
       </w:ins>
-      <w:ins w:id="26" w:author="PR Preview" w:date="2026-01-01T00:00:00Z">
+      <w:ins w:id="6" w:author="PR Preview" w:date="2026-01-01T00:00:00Z">
         <w:r>
           <w:t xml:space="preserve"> </w:t>
         </w:r>
       </w:ins>
       <w:hyperlink r:id="rId14">
-        <w:ins w:id="27" w:author="PR Preview" w:date="2026-01-01T00:00:00Z">
+        <w:ins w:id="7" w:author="PR Preview" w:date="2026-01-01T00:00:00Z">
           <w:r>
             <w:rPr>
               <w:rStyle w:val="Hyperlink"/>
@@ -8038,37 +8251,37 @@
           </w:r>
         </w:ins>
       </w:hyperlink>
-      <w:ins w:id="28" w:author="PR Preview" w:date="2026-01-01T00:00:00Z">
+      <w:ins w:id="8" w:author="PR Preview" w:date="2026-01-01T00:00:00Z">
         <w:r>
           <w:t xml:space="preserve">, result and exercise,</w:t>
         </w:r>
       </w:ins>
-      <w:ins w:id="29" w:author="PR Preview" w:date="2026-01-01T00:00:00Z">
+      <w:ins w:id="9" w:author="PR Preview" w:date="2026-01-01T00:00:00Z">
         <w:r>
           <w:t xml:space="preserve"> </w:t>
         </w:r>
       </w:ins>
-      <w:ins w:id="30" w:author="PR Preview" w:date="2026-01-01T00:00:00Z">
-        <w:r>
-          <w:t xml:space="preserve">and do not leave part of it implied, merged into a neighbour, or half done.</w:t>
+      <w:ins w:id="10" w:author="PR Preview" w:date="2026-01-01T00:00:00Z">
+        <w:r>
+          <w:t xml:space="preserve">and do not leave part of it implied, merged into a neighbor, or half done.</w:t>
         </w:r>
       </w:ins>
-      <w:ins w:id="31" w:author="PR Preview" w:date="2026-01-01T00:00:00Z">
+      <w:ins w:id="11" w:author="PR Preview" w:date="2026-01-01T00:00:00Z">
         <w:r>
           <w:t xml:space="preserve"> </w:t>
         </w:r>
       </w:ins>
-      <w:ins w:id="32" w:author="PR Preview" w:date="2026-01-01T00:00:00Z">
+      <w:ins w:id="12" w:author="PR Preview" w:date="2026-01-01T00:00:00Z">
         <w:r>
           <w:t xml:space="preserve">A reader should never have to finish a unit for you.</w:t>
         </w:r>
       </w:ins>
-      <w:ins w:id="33" w:author="PR Preview" w:date="2026-01-01T00:00:00Z">
+      <w:ins w:id="13" w:author="PR Preview" w:date="2026-01-01T00:00:00Z">
         <w:r>
           <w:t xml:space="preserve"> </w:t>
         </w:r>
       </w:ins>
-      <w:ins w:id="34" w:author="PR Preview" w:date="2026-01-01T00:00:00Z">
+      <w:ins w:id="14" w:author="PR Preview" w:date="2026-01-01T00:00:00Z">
         <w:r>
           <w:t xml:space="preserve">Several rules in this guide are cases of this one:</w:t>
         </w:r>
@@ -8082,7 +8295,7 @@
           <w:numId w:val="1024"/>
         </w:numPr>
       </w:pPr>
-      <w:ins w:id="35" w:author="PR Preview" w:date="2026-01-01T00:00:00Z">
+      <w:ins w:id="15" w:author="PR Preview" w:date="2026-01-01T00:00:00Z">
         <w:r>
           <w:rPr>
             <w:b/>
@@ -8091,23 +8304,23 @@
           <w:t xml:space="preserve">Sentence.</w:t>
         </w:r>
       </w:ins>
-      <w:ins w:id="36" w:author="PR Preview" w:date="2026-01-01T00:00:00Z">
+      <w:ins w:id="16" w:author="PR Preview" w:date="2026-01-01T00:00:00Z">
         <w:r>
           <w:t xml:space="preserve"> </w:t>
         </w:r>
       </w:ins>
-      <w:ins w:id="37" w:author="PR Preview" w:date="2026-01-01T00:00:00Z">
+      <w:ins w:id="17" w:author="PR Preview" w:date="2026-01-01T00:00:00Z">
         <w:r>
           <w:t xml:space="preserve">Write each sentence</w:t>
         </w:r>
       </w:ins>
-      <w:ins w:id="38" w:author="PR Preview" w:date="2026-01-01T00:00:00Z">
+      <w:ins w:id="18" w:author="PR Preview" w:date="2026-01-01T00:00:00Z">
         <w:r>
           <w:t xml:space="preserve"> </w:t>
         </w:r>
       </w:ins>
-      <w:hyperlink r:id="rId77">
-        <w:ins w:id="39" w:author="PR Preview" w:date="2026-01-01T00:00:00Z">
+      <w:hyperlink r:id="rId80">
+        <w:ins w:id="19" w:author="PR Preview" w:date="2026-01-01T00:00:00Z">
           <w:r>
             <w:rPr>
               <w:rStyle w:val="Hyperlink"/>
@@ -8116,17 +8329,17 @@
           </w:r>
         </w:ins>
       </w:hyperlink>
-      <w:ins w:id="40" w:author="PR Preview" w:date="2026-01-01T00:00:00Z">
+      <w:ins w:id="20" w:author="PR Preview" w:date="2026-01-01T00:00:00Z">
         <w:r>
           <w:t xml:space="preserve">,</w:t>
         </w:r>
       </w:ins>
-      <w:ins w:id="41" w:author="PR Preview" w:date="2026-01-01T00:00:00Z">
+      <w:ins w:id="21" w:author="PR Preview" w:date="2026-01-01T00:00:00Z">
         <w:r>
           <w:t xml:space="preserve"> </w:t>
         </w:r>
       </w:ins>
-      <w:ins w:id="42" w:author="PR Preview" w:date="2026-01-01T00:00:00Z">
+      <w:ins w:id="22" w:author="PR Preview" w:date="2026-01-01T00:00:00Z">
         <w:r>
           <w:t xml:space="preserve">so a hybrid becomes one complete sentence of each kind.</w:t>
         </w:r>
@@ -8140,7 +8353,7 @@
           <w:numId w:val="1024"/>
         </w:numPr>
       </w:pPr>
-      <w:ins w:id="43" w:author="PR Preview" w:date="2026-01-01T00:00:00Z">
+      <w:ins w:id="23" w:author="PR Preview" w:date="2026-01-01T00:00:00Z">
         <w:r>
           <w:rPr>
             <w:b/>
@@ -8149,23 +8362,23 @@
           <w:t xml:space="preserve">Step.</w:t>
         </w:r>
       </w:ins>
-      <w:ins w:id="44" w:author="PR Preview" w:date="2026-01-01T00:00:00Z">
+      <w:ins w:id="24" w:author="PR Preview" w:date="2026-01-01T00:00:00Z">
         <w:r>
           <w:t xml:space="preserve"> </w:t>
         </w:r>
       </w:ins>
-      <w:ins w:id="45" w:author="PR Preview" w:date="2026-01-01T00:00:00Z">
+      <w:ins w:id="25" w:author="PR Preview" w:date="2026-01-01T00:00:00Z">
         <w:r>
           <w:t xml:space="preserve">Give each operation</w:t>
         </w:r>
       </w:ins>
-      <w:ins w:id="46" w:author="PR Preview" w:date="2026-01-01T00:00:00Z">
+      <w:ins w:id="26" w:author="PR Preview" w:date="2026-01-01T00:00:00Z">
         <w:r>
           <w:t xml:space="preserve"> </w:t>
         </w:r>
       </w:ins>
-      <w:hyperlink r:id="rId78">
-        <w:ins w:id="47" w:author="PR Preview" w:date="2026-01-01T00:00:00Z">
+      <w:hyperlink r:id="rId81">
+        <w:ins w:id="27" w:author="PR Preview" w:date="2026-01-01T00:00:00Z">
           <w:r>
             <w:rPr>
               <w:rStyle w:val="Hyperlink"/>
@@ -8174,37 +8387,37 @@
           </w:r>
         </w:ins>
       </w:hyperlink>
-      <w:ins w:id="48" w:author="PR Preview" w:date="2026-01-01T00:00:00Z">
+      <w:ins w:id="28" w:author="PR Preview" w:date="2026-01-01T00:00:00Z">
         <w:r>
           <w:t xml:space="preserve">,</w:t>
         </w:r>
       </w:ins>
-      <w:ins w:id="49" w:author="PR Preview" w:date="2026-01-01T00:00:00Z">
+      <w:ins w:id="29" w:author="PR Preview" w:date="2026-01-01T00:00:00Z">
         <w:r>
           <w:t xml:space="preserve"> </w:t>
         </w:r>
       </w:ins>
-      <w:ins w:id="50" w:author="PR Preview" w:date="2026-01-01T00:00:00Z">
+      <w:ins w:id="30" w:author="PR Preview" w:date="2026-01-01T00:00:00Z">
         <w:r>
           <w:t xml:space="preserve">and do not</w:t>
         </w:r>
       </w:ins>
-      <w:ins w:id="51" w:author="PR Preview" w:date="2026-01-01T00:00:00Z">
+      <w:ins w:id="31" w:author="PR Preview" w:date="2026-01-01T00:00:00Z">
         <w:r>
           <w:t xml:space="preserve"> </w:t>
         </w:r>
       </w:ins>
-      <w:ins w:id="52" w:author="PR Preview" w:date="2026-01-01T00:00:00Z">
+      <w:ins w:id="32" w:author="PR Preview" w:date="2026-01-01T00:00:00Z">
         <w:r>
           <w:t xml:space="preserve">“cancel”</w:t>
         </w:r>
       </w:ins>
-      <w:ins w:id="53" w:author="PR Preview" w:date="2026-01-01T00:00:00Z">
+      <w:ins w:id="33" w:author="PR Preview" w:date="2026-01-01T00:00:00Z">
         <w:r>
           <w:t xml:space="preserve"> </w:t>
         </w:r>
       </w:ins>
-      <w:ins w:id="54" w:author="PR Preview" w:date="2026-01-01T00:00:00Z">
+      <w:ins w:id="34" w:author="PR Preview" w:date="2026-01-01T00:00:00Z">
         <w:r>
           <w:t xml:space="preserve">several operations as one step.</w:t>
         </w:r>
@@ -8218,34 +8431,27 @@
           <w:numId w:val="1024"/>
         </w:numPr>
       </w:pPr>
-      <w:hyperlink r:id="rId14">
-        <w:ins w:id="55" w:author="PR Preview" w:date="2026-01-01T00:00:00Z">
-          <w:r>
-            <w:rPr>
-              <w:rStyle w:val="Hyperlink"/>
-              <w:b/>
-              <w:bCs/>
-            </w:rPr>
-            <w:t xml:space="preserve">Term</w:t>
-          </w:r>
-        </w:ins>
-      </w:hyperlink>
-      <w:ins w:id="56" w:author="PR Preview" w:date="2026-01-01T00:00:00Z">
+      <w:ins w:id="35" w:author="PR Preview" w:date="2026-01-01T00:00:00Z">
         <w:r>
           <w:rPr>
             <w:b/>
             <w:bCs/>
           </w:rPr>
-          <w:t xml:space="preserve">.</w:t>
+          <w:t xml:space="preserve">Term.</w:t>
         </w:r>
       </w:ins>
-      <w:ins w:id="57" w:author="PR Preview" w:date="2026-01-01T00:00:00Z">
+      <w:ins w:id="36" w:author="PR Preview" w:date="2026-01-01T00:00:00Z">
+        <w:r>
+          <w:t xml:space="preserve"> </w:t>
+        </w:r>
+      </w:ins>
+      <w:ins w:id="37" w:author="PR Preview" w:date="2026-01-01T00:00:00Z">
         <w:r>
           <w:t xml:space="preserve"> </w:t>
         </w:r>
       </w:ins>
       <w:hyperlink w:anchor="give-each-defined-term-its-own-div">
-        <w:ins w:id="58" w:author="PR Preview" w:date="2026-01-01T00:00:00Z">
+        <w:ins w:id="38" w:author="PR Preview" w:date="2026-01-01T00:00:00Z">
           <w:r>
             <w:rPr>
               <w:rStyle w:val="Hyperlink"/>
@@ -8254,17 +8460,17 @@
           </w:r>
         </w:ins>
       </w:hyperlink>
-      <w:ins w:id="59" w:author="PR Preview" w:date="2026-01-01T00:00:00Z">
+      <w:ins w:id="39" w:author="PR Preview" w:date="2026-01-01T00:00:00Z">
         <w:r>
           <w:t xml:space="preserve">,</w:t>
         </w:r>
       </w:ins>
-      <w:ins w:id="60" w:author="PR Preview" w:date="2026-01-01T00:00:00Z">
+      <w:ins w:id="40" w:author="PR Preview" w:date="2026-01-01T00:00:00Z">
         <w:r>
           <w:t xml:space="preserve"> </w:t>
         </w:r>
       </w:ins>
-      <w:ins w:id="61" w:author="PR Preview" w:date="2026-01-01T00:00:00Z">
+      <w:ins w:id="41" w:author="PR Preview" w:date="2026-01-01T00:00:00Z">
         <w:r>
           <w:t xml:space="preserve">and keep equalities and equivalences out of the definition by stating them as results.</w:t>
         </w:r>
@@ -8278,7 +8484,7 @@
           <w:numId w:val="1024"/>
         </w:numPr>
       </w:pPr>
-      <w:ins w:id="62" w:author="PR Preview" w:date="2026-01-01T00:00:00Z">
+      <w:ins w:id="42" w:author="PR Preview" w:date="2026-01-01T00:00:00Z">
         <w:r>
           <w:rPr>
             <w:b/>
@@ -8287,13 +8493,13 @@
           <w:t xml:space="preserve">Result.</w:t>
         </w:r>
       </w:ins>
-      <w:ins w:id="63" w:author="PR Preview" w:date="2026-01-01T00:00:00Z">
+      <w:ins w:id="43" w:author="PR Preview" w:date="2026-01-01T00:00:00Z">
         <w:r>
           <w:t xml:space="preserve"> </w:t>
         </w:r>
       </w:ins>
       <w:hyperlink w:anchor="X54d80540a68b433948113395869433e0fc9698c">
-        <w:ins w:id="64" w:author="PR Preview" w:date="2026-01-01T00:00:00Z">
+        <w:ins w:id="44" w:author="PR Preview" w:date="2026-01-01T00:00:00Z">
           <w:r>
             <w:rPr>
               <w:rStyle w:val="Hyperlink"/>
@@ -8302,22 +8508,22 @@
           </w:r>
         </w:ins>
       </w:hyperlink>
-      <w:ins w:id="65" w:author="PR Preview" w:date="2026-01-01T00:00:00Z">
+      <w:ins w:id="45" w:author="PR Preview" w:date="2026-01-01T00:00:00Z">
         <w:r>
           <w:t xml:space="preserve"> </w:t>
         </w:r>
       </w:ins>
-      <w:ins w:id="66" w:author="PR Preview" w:date="2026-01-01T00:00:00Z">
+      <w:ins w:id="46" w:author="PR Preview" w:date="2026-01-01T00:00:00Z">
         <w:r>
           <w:t xml:space="preserve">first derived in a solution as a theorem after the exercise,</w:t>
         </w:r>
       </w:ins>
-      <w:ins w:id="67" w:author="PR Preview" w:date="2026-01-01T00:00:00Z">
+      <w:ins w:id="47" w:author="PR Preview" w:date="2026-01-01T00:00:00Z">
         <w:r>
           <w:t xml:space="preserve"> </w:t>
         </w:r>
       </w:ins>
-      <w:ins w:id="68" w:author="PR Preview" w:date="2026-01-01T00:00:00Z">
+      <w:ins w:id="48" w:author="PR Preview" w:date="2026-01-01T00:00:00Z">
         <w:r>
           <w:t xml:space="preserve">so the result stands alone.</w:t>
         </w:r>
@@ -8331,7 +8537,7 @@
           <w:numId w:val="1024"/>
         </w:numPr>
       </w:pPr>
-      <w:ins w:id="69" w:author="PR Preview" w:date="2026-01-01T00:00:00Z">
+      <w:ins w:id="49" w:author="PR Preview" w:date="2026-01-01T00:00:00Z">
         <w:r>
           <w:rPr>
             <w:b/>
@@ -8340,13 +8546,13 @@
           <w:t xml:space="preserve">Exercise.</w:t>
         </w:r>
       </w:ins>
-      <w:ins w:id="70" w:author="PR Preview" w:date="2026-01-01T00:00:00Z">
+      <w:ins w:id="50" w:author="PR Preview" w:date="2026-01-01T00:00:00Z">
         <w:r>
           <w:t xml:space="preserve"> </w:t>
         </w:r>
       </w:ins>
       <w:hyperlink w:anchor="X54d80540a68b433948113395869433e0fc9698c">
-        <w:ins w:id="71" w:author="PR Preview" w:date="2026-01-01T00:00:00Z">
+        <w:ins w:id="51" w:author="PR Preview" w:date="2026-01-01T00:00:00Z">
           <w:r>
             <w:rPr>
               <w:rStyle w:val="Hyperlink"/>
@@ -8355,17 +8561,17 @@
           </w:r>
         </w:ins>
       </w:hyperlink>
-      <w:ins w:id="72" w:author="PR Preview" w:date="2026-01-01T00:00:00Z">
+      <w:ins w:id="52" w:author="PR Preview" w:date="2026-01-01T00:00:00Z">
         <w:r>
           <w:t xml:space="preserve">,</w:t>
         </w:r>
       </w:ins>
-      <w:ins w:id="73" w:author="PR Preview" w:date="2026-01-01T00:00:00Z">
+      <w:ins w:id="53" w:author="PR Preview" w:date="2026-01-01T00:00:00Z">
         <w:r>
           <w:t xml:space="preserve"> </w:t>
         </w:r>
       </w:ins>
-      <w:ins w:id="74" w:author="PR Preview" w:date="2026-01-01T00:00:00Z">
+      <w:ins w:id="54" w:author="PR Preview" w:date="2026-01-01T00:00:00Z">
         <w:r>
           <w:t xml:space="preserve">so each exercise asks for one thing.</w:t>
         </w:r>
@@ -8375,29 +8581,29 @@
       <w:pPr>
         <w:pStyle w:val="FirstParagraph"/>
       </w:pPr>
-      <w:ins w:id="75" w:author="PR Preview" w:date="2026-01-01T00:00:00Z">
+      <w:ins w:id="55" w:author="PR Preview" w:date="2026-01-01T00:00:00Z">
         <w:r>
           <w:t xml:space="preserve">When you catch yourself taking a shortcut, finish the unit instead.</w:t>
         </w:r>
       </w:ins>
-      <w:ins w:id="76" w:author="PR Preview" w:date="2026-01-01T00:00:00Z">
+      <w:ins w:id="56" w:author="PR Preview" w:date="2026-01-01T00:00:00Z">
         <w:r>
           <w:t xml:space="preserve"> </w:t>
         </w:r>
       </w:ins>
-      <w:ins w:id="77" w:author="PR Preview" w:date="2026-01-01T00:00:00Z">
+      <w:ins w:id="57" w:author="PR Preview" w:date="2026-01-01T00:00:00Z">
         <w:r>
           <w:t xml:space="preserve">A shortcut saves the writer a few lines and costs every reader the work of rebuilding them.</w:t>
         </w:r>
       </w:ins>
     </w:p>
-    <w:bookmarkEnd w:id="79"/>
-    <w:bookmarkStart w:id="88" w:name="rules-that-apply-to-all-writing"/>
+    <w:bookmarkEnd w:id="82"/>
+    <w:bookmarkStart w:id="91" w:name="rules-that-apply-to-all-writing"/>
     <w:p>
       <w:pPr>
         <w:pStyle w:val="Heading2"/>
       </w:pPr>
-      <w:ins w:id="78" w:author="PR Preview" w:date="2026-01-01T00:00:00Z">
+      <w:ins w:id="58" w:author="PR Preview" w:date="2026-01-01T00:00:00Z">
         <w:r>
           <w:t xml:space="preserve">28 Rules that apply to all writing</w:t>
         </w:r>
@@ -8419,7 +8625,7 @@
           <w:numId w:val="1025"/>
         </w:numPr>
       </w:pPr>
-      <w:hyperlink r:id="rId80">
+      <w:hyperlink r:id="rId83">
         <w:r>
           <w:rPr>
             <w:rStyle w:val="Hyperlink"/>
@@ -8439,7 +8645,7 @@
           <w:numId w:val="1025"/>
         </w:numPr>
       </w:pPr>
-      <w:hyperlink r:id="rId81">
+      <w:hyperlink r:id="rId84">
         <w:r>
           <w:rPr>
             <w:rStyle w:val="Hyperlink"/>
@@ -8462,7 +8668,7 @@
           <w:numId w:val="1025"/>
         </w:numPr>
       </w:pPr>
-      <w:hyperlink r:id="rId82">
+      <w:hyperlink r:id="rId85">
         <w:r>
           <w:rPr>
             <w:rStyle w:val="Hyperlink"/>
@@ -8482,7 +8688,7 @@
           <w:numId w:val="1025"/>
         </w:numPr>
       </w:pPr>
-      <w:hyperlink r:id="rId83">
+      <w:hyperlink r:id="rId86">
         <w:r>
           <w:rPr>
             <w:rStyle w:val="Hyperlink"/>
@@ -8505,7 +8711,7 @@
           <w:numId w:val="1025"/>
         </w:numPr>
       </w:pPr>
-      <w:hyperlink r:id="rId84">
+      <w:hyperlink r:id="rId87">
         <w:r>
           <w:rPr>
             <w:rStyle w:val="Hyperlink"/>
@@ -8517,8 +8723,8 @@
         <w:t xml:space="preserve">.</w:t>
       </w:r>
     </w:p>
-    <w:bookmarkStart w:id="87" w:name="refs"/>
-    <w:bookmarkStart w:id="86" w:name="ref-freeman2014active"/>
+    <w:bookmarkStart w:id="90" w:name="refs"/>
+    <w:bookmarkStart w:id="89" w:name="ref-freeman2014active"/>
     <w:p>
       <w:pPr>
         <w:pStyle w:val="Bibliography"/>
@@ -8551,7 +8757,7 @@
       <w:r>
         <w:t xml:space="preserve"> </w:t>
       </w:r>
-      <w:hyperlink r:id="rId85">
+      <w:hyperlink r:id="rId88">
         <w:r>
           <w:rPr>
             <w:rStyle w:val="Hyperlink"/>
@@ -8563,9 +8769,9 @@
         <w:t xml:space="preserve">.</w:t>
       </w:r>
     </w:p>
-    <w:bookmarkEnd w:id="86"/>
-    <w:bookmarkEnd w:id="87"/>
-    <w:bookmarkEnd w:id="88"/>
+    <w:bookmarkEnd w:id="89"/>
+    <w:bookmarkEnd w:id="90"/>
+    <w:bookmarkEnd w:id="91"/>
     <w:sectPr>
       <w:footnotePr>
         <w:numRestart w:val="eachSect"/>

--- a/pr-preview/pr-423/chapters/teaching-tracked-changes.docx
+++ b/pr-preview/pr-423/chapters/teaching-tracked-changes.docx
@@ -16,7 +16,7 @@
       </w:pPr>
       <w:del w:id="1" w:author="PR Preview" w:date="2026-01-01T00:00:00Z">
         <w:r>
-          <w:delText xml:space="preserve">Last modified: 2026-10-29 14:35:32 (PDT)</w:delText>
+          <w:delText xml:space="preserve">Last modified: 2026-10-29 15:25:43 (PDT)</w:delText>
         </w:r>
       </w:del>
     </w:p>
@@ -26,7 +26,7 @@
       </w:pPr>
       <w:ins w:id="2" w:author="PR Preview" w:date="2026-01-01T00:00:00Z">
         <w:r>
-          <w:t xml:space="preserve">Last modified: 2026-10-29 14:36:23 (PDT)</w:t>
+          <w:t xml:space="preserve">Last modified: 2026-10-29 15:26:12 (PDT)</w:t>
         </w:r>
       </w:ins>
     </w:p>
